--- a/4-Suggestions/Entertainment/Gaming/Best Android Games.docx
+++ b/4-Suggestions/Entertainment/Gaming/Best Android Games.docx
@@ -24,7 +24,7 @@
       </w:pPr>
       <w:r>
         <w:rPr>
-          <w:rFonts w:ascii="Arial" w:eastAsia="Arial" w:hAnsi="Arial" w:cs="Arial"/>
+          <w:rFonts w:ascii="Arial" w:hAnsi="Arial"/>
           <w:b/>
           <w:color w:val="000000"/>
           <w:sz w:val="18"/>
@@ -34,7 +34,7 @@
       </w:r>
       <w:r>
         <w:rPr>
-          <w:rFonts w:ascii="Arial" w:eastAsia="Arial" w:hAnsi="Arial" w:cs="Arial"/>
+          <w:rFonts w:ascii="Arial" w:hAnsi="Arial"/>
           <w:color w:val="000000"/>
           <w:sz w:val="18"/>
           <w:highlight w:val="lightGray"/>
@@ -43,7 +43,7 @@
       </w:r>
       <w:r>
         <w:rPr>
-          <w:rFonts w:ascii="Arial" w:eastAsia="Arial" w:hAnsi="Arial" w:cs="Arial"/>
+          <w:rFonts w:ascii="Arial" w:hAnsi="Arial"/>
           <w:b/>
           <w:color w:val="000000"/>
           <w:sz w:val="18"/>
@@ -53,44 +53,112 @@
       </w:r>
       <w:r>
         <w:rPr>
-          <w:rFonts w:ascii="Arial" w:eastAsia="Arial" w:hAnsi="Arial" w:cs="Arial"/>
+          <w:rFonts w:ascii="Arial" w:hAnsi="Arial"/>
           <w:color w:val="000000"/>
           <w:sz w:val="18"/>
           <w:highlight w:val="lightGray"/>
         </w:rPr>
-        <w:t xml:space="preserve"> [Chatgpt (GPT</w:t>
-      </w:r>
-      <w:r>
-        <w:rPr>
-          <w:rFonts w:ascii="Arial" w:eastAsia="Arial" w:hAnsi="Arial" w:cs="Cambria Math"/>
+        <w:t xml:space="preserve"> [</w:t>
+      </w:r>
+      <w:r>
+        <w:rPr>
+          <w:rFonts w:ascii="Arial" w:hAnsi="Arial" w:eastAsia="Arial" w:cs="Arial"/>
+          <w:b w:val="0"/>
+          <w:i w:val="0"/>
           <w:color w:val="000000"/>
           <w:sz w:val="18"/>
           <w:highlight w:val="lightGray"/>
         </w:rPr>
-        <w:t>‑</w:t>
-      </w:r>
-      <w:r>
-        <w:rPr>
-          <w:rFonts w:ascii="Arial" w:eastAsia="Arial" w:hAnsi="Arial" w:cs="Arial"/>
+        <w:t>C</w:t>
+      </w:r>
+      <w:r>
+        <w:rPr>
+          <w:rFonts w:ascii="Arial" w:hAnsi="Arial" w:eastAsia="Arial" w:cs="Arial"/>
+          <w:b w:val="0"/>
+          <w:i w:val="0"/>
           <w:color w:val="000000"/>
           <w:sz w:val="18"/>
           <w:highlight w:val="lightGray"/>
         </w:rPr>
-        <w:t xml:space="preserve">5 Mini)] </w:t>
-      </w:r>
-      <w:r>
-        <w:rPr>
-          <w:rFonts w:ascii="Arial" w:eastAsia="Arial" w:hAnsi="Arial" w:cs="Arial"/>
-          <w:b/>
+        <w:t>h</w:t>
+      </w:r>
+      <w:r>
+        <w:rPr>
+          <w:rFonts w:ascii="Arial" w:hAnsi="Arial" w:eastAsia="Arial" w:cs="Arial"/>
+          <w:b w:val="0"/>
+          <w:i w:val="0"/>
           <w:color w:val="000000"/>
           <w:sz w:val="18"/>
           <w:highlight w:val="lightGray"/>
         </w:rPr>
+        <w:t>a</w:t>
+      </w:r>
+      <w:r>
+        <w:rPr>
+          <w:rFonts w:ascii="Arial" w:hAnsi="Arial" w:eastAsia="Arial" w:cs="Arial"/>
+          <w:b w:val="0"/>
+          <w:i w:val="0"/>
+          <w:color w:val="000000"/>
+          <w:sz w:val="18"/>
+          <w:highlight w:val="lightGray"/>
+        </w:rPr>
+        <w:t>t</w:t>
+      </w:r>
+      <w:r>
+        <w:rPr>
+          <w:rFonts w:ascii="Arial" w:hAnsi="Arial" w:eastAsia="Arial" w:cs="Arial"/>
+          <w:b w:val="0"/>
+          <w:i w:val="0"/>
+          <w:color w:val="000000"/>
+          <w:sz w:val="18"/>
+          <w:highlight w:val="lightGray"/>
+        </w:rPr>
+        <w:t>G</w:t>
+      </w:r>
+      <w:r>
+        <w:rPr>
+          <w:rFonts w:ascii="Arial" w:hAnsi="Arial" w:eastAsia="Arial" w:cs="Arial"/>
+          <w:b w:val="0"/>
+          <w:i w:val="0"/>
+          <w:color w:val="000000"/>
+          <w:sz w:val="18"/>
+          <w:highlight w:val="lightGray"/>
+        </w:rPr>
+        <w:t>P</w:t>
+      </w:r>
+      <w:r>
+        <w:rPr>
+          <w:rFonts w:ascii="Arial" w:hAnsi="Arial" w:eastAsia="Arial" w:cs="Arial"/>
+          <w:b w:val="0"/>
+          <w:i w:val="0"/>
+          <w:color w:val="000000"/>
+          <w:sz w:val="18"/>
+          <w:highlight w:val="lightGray"/>
+        </w:rPr>
+        <w:t>T</w:t>
+      </w:r>
+      <w:r>
+        <w:rPr>
+          <w:rFonts w:ascii="Arial" w:hAnsi="Arial"/>
+          <w:color w:val="000000"/>
+          <w:sz w:val="18"/>
+          <w:highlight w:val="lightGray"/>
+        </w:rPr>
+        <w:t xml:space="preserve">] </w:t>
+      </w:r>
+      <w:r>
+        <w:rPr>
+          <w:rFonts w:ascii="Arial" w:hAnsi="Arial"/>
+          <w:b/>
+          <w:color w:val="000000"/>
+          <w:sz w:val="18"/>
+          <w:highlight w:val="lightGray"/>
+        </w:rPr>
         <w:t>on</w:t>
       </w:r>
       <w:r>
         <w:rPr>
-          <w:rFonts w:ascii="Arial" w:hAnsi="Arial" w:eastAsia="Arial"/>
+          <w:rFonts w:ascii="Arial" w:hAnsi="Arial"/>
           <w:sz w:val="18"/>
           <w:highlight w:val="lightGray"/>
         </w:rPr>
